--- a/Inglês/Fevereiro 26/Aula 02/Lessons.docx
+++ b/Inglês/Fevereiro 26/Aula 02/Lessons.docx
@@ -1,6 +1,6 @@
 
 <file path=word/document.xml><?xml version="1.0" encoding="utf-8"?>
-<w:document xmlns:wpc="http://schemas.microsoft.com/office/word/2010/wordprocessingCanvas" xmlns:cx="http://schemas.microsoft.com/office/drawing/2014/chartex" xmlns:cx1="http://schemas.microsoft.com/office/drawing/2015/9/8/chartex" xmlns:cx2="http://schemas.microsoft.com/office/drawing/2015/10/21/chartex" xmlns:cx3="http://schemas.microsoft.com/office/drawing/2016/5/9/chartex" xmlns:cx4="http://schemas.microsoft.com/office/drawing/2016/5/10/chartex" xmlns:cx5="http://schemas.microsoft.com/office/drawing/2016/5/11/chartex" xmlns:cx6="http://schemas.microsoft.com/office/drawing/2016/5/12/chartex" xmlns:cx7="http://schemas.microsoft.com/office/drawing/2016/5/13/chartex" xmlns:cx8="http://schemas.microsoft.com/office/drawing/2016/5/14/chartex" xmlns:mc="http://schemas.openxmlformats.org/markup-compatibility/2006" xmlns:aink="http://schemas.microsoft.com/office/drawing/2016/ink" xmlns:am3d="http://schemas.microsoft.com/office/drawing/2017/model3d" xmlns:o="urn:schemas-microsoft-com:office:office" xmlns:oel="http://schemas.microsoft.com/office/2019/extlst" xmlns:r="http://schemas.openxmlformats.org/officeDocument/2006/relationships" xmlns:m="http://schemas.openxmlformats.org/officeDocument/2006/math" xmlns:v="urn:schemas-microsoft-com:vml" xmlns:wp14="http://schemas.microsoft.com/office/word/2010/wordprocessingDrawing" xmlns:wp="http://schemas.openxmlformats.org/drawingml/2006/wordprocessingDrawing" xmlns:w10="urn:schemas-microsoft-com:office:word" xmlns:w="http://schemas.openxmlformats.org/wordprocessingml/2006/main" xmlns:w14="http://schemas.microsoft.com/office/word/2010/wordml" xmlns:w15="http://schemas.microsoft.com/office/word/2012/wordml" xmlns:w16cex="http://schemas.microsoft.com/office/word/2018/wordml/cex" xmlns:w16cid="http://schemas.microsoft.com/office/word/2016/wordml/cid" xmlns:w16="http://schemas.microsoft.com/office/word/2018/wordml" xmlns:w16du="http://schemas.microsoft.com/office/word/2023/wordml/word16du" xmlns:w16sdtdh="http://schemas.microsoft.com/office/word/2020/wordml/sdtdatahash" xmlns:w16sdtfl="http://schemas.microsoft.com/office/word/2024/wordml/sdtformatlock" xmlns:w16se="http://schemas.microsoft.com/office/word/2015/wordml/symex" xmlns:wpg="http://schemas.microsoft.com/office/word/2010/wordprocessingGroup" xmlns:wpi="http://schemas.microsoft.com/office/word/2010/wordprocessingInk" xmlns:wne="http://schemas.microsoft.com/office/word/2006/wordml" xmlns:wps="http://schemas.microsoft.com/office/word/2010/wordprocessingShape" mc:Ignorable="w14 w15 w16se w16cid w16 w16cex w16sdtdh w16sdtfl w16du wp14">
+<w:document xmlns:wpc="http://schemas.microsoft.com/office/word/2010/wordprocessingCanvas" xmlns:cx="http://schemas.microsoft.com/office/drawing/2014/chartex" xmlns:cx1="http://schemas.microsoft.com/office/drawing/2015/9/8/chartex" xmlns:cx2="http://schemas.microsoft.com/office/drawing/2015/10/21/chartex" xmlns:cx3="http://schemas.microsoft.com/office/drawing/2016/5/9/chartex" xmlns:cx4="http://schemas.microsoft.com/office/drawing/2016/5/10/chartex" xmlns:cx5="http://schemas.microsoft.com/office/drawing/2016/5/11/chartex" xmlns:cx6="http://schemas.microsoft.com/office/drawing/2016/5/12/chartex" xmlns:cx7="http://schemas.microsoft.com/office/drawing/2016/5/13/chartex" xmlns:cx8="http://schemas.microsoft.com/office/drawing/2016/5/14/chartex" xmlns:mc="http://schemas.openxmlformats.org/markup-compatibility/2006" xmlns:aink="http://schemas.microsoft.com/office/drawing/2016/ink" xmlns:am3d="http://schemas.microsoft.com/office/drawing/2017/model3d" xmlns:o="urn:schemas-microsoft-com:office:office" xmlns:r="http://schemas.openxmlformats.org/officeDocument/2006/relationships" xmlns:m="http://schemas.openxmlformats.org/officeDocument/2006/math" xmlns:v="urn:schemas-microsoft-com:vml" xmlns:wp14="http://schemas.microsoft.com/office/word/2010/wordprocessingDrawing" xmlns:wp="http://schemas.openxmlformats.org/drawingml/2006/wordprocessingDrawing" xmlns:w10="urn:schemas-microsoft-com:office:word" xmlns:w="http://schemas.openxmlformats.org/wordprocessingml/2006/main" xmlns:w14="http://schemas.microsoft.com/office/word/2010/wordml" xmlns:w15="http://schemas.microsoft.com/office/word/2012/wordml" xmlns:w16cex="http://schemas.microsoft.com/office/word/2018/wordml/cex" xmlns:w16cid="http://schemas.microsoft.com/office/word/2016/wordml/cid" xmlns:w16="http://schemas.microsoft.com/office/word/2018/wordml" xmlns:w16sdtdh="http://schemas.microsoft.com/office/word/2020/wordml/sdtdatahash" xmlns:w16se="http://schemas.microsoft.com/office/word/2015/wordml/symex" xmlns:wpg="http://schemas.microsoft.com/office/word/2010/wordprocessingGroup" xmlns:wpi="http://schemas.microsoft.com/office/word/2010/wordprocessingInk" xmlns:wne="http://schemas.microsoft.com/office/word/2006/wordml" xmlns:wps="http://schemas.microsoft.com/office/word/2010/wordprocessingShape" mc:Ignorable="w14 w15 w16se w16cid w16 w16cex w16sdtdh wp14">
   <w:body>
     <w:p>
       <w:pPr>
@@ -35,225 +35,19 @@
           <w:szCs w:val="24"/>
           <w:lang w:val="pt-BR"/>
         </w:rPr>
-        <w:t xml:space="preserve"> 4:</w:t>
-      </w:r>
-    </w:p>
-    <w:p>
-      <w:pPr>
-        <w:rPr>
-          <w:rFonts w:ascii="Arial" w:hAnsi="Arial" w:cs="Arial"/>
-          <w:sz w:val="24"/>
-          <w:szCs w:val="24"/>
-          <w:lang w:val="pt-BR"/>
-        </w:rPr>
-      </w:pPr>
-    </w:p>
-    <w:p>
-      <w:pPr>
-        <w:rPr>
-          <w:rFonts w:ascii="Arial" w:hAnsi="Arial" w:cs="Arial"/>
-          <w:sz w:val="24"/>
-          <w:szCs w:val="24"/>
-        </w:rPr>
-      </w:pPr>
-      <w:r>
-        <w:rPr>
-          <w:rFonts w:ascii="Arial" w:hAnsi="Arial" w:cs="Arial"/>
-          <w:sz w:val="24"/>
-          <w:szCs w:val="24"/>
-        </w:rPr>
-        <w:t>How to Change the Default Wi-Fi Password</w:t>
-      </w:r>
-    </w:p>
-    <w:p>
-      <w:pPr>
-        <w:rPr>
-          <w:rFonts w:ascii="Arial" w:hAnsi="Arial" w:cs="Arial"/>
-          <w:sz w:val="24"/>
-          <w:szCs w:val="24"/>
-        </w:rPr>
-      </w:pPr>
-      <w:r>
-        <w:rPr>
-          <w:rFonts w:ascii="Arial" w:hAnsi="Arial" w:cs="Arial"/>
-          <w:sz w:val="24"/>
-          <w:szCs w:val="24"/>
-        </w:rPr>
-        <w:t>Step 1: Connect your computer or smartphone to the Wi-Fi network.</w:t>
-      </w:r>
-    </w:p>
-    <w:p>
-      <w:pPr>
-        <w:rPr>
-          <w:rFonts w:ascii="Arial" w:hAnsi="Arial" w:cs="Arial"/>
-          <w:sz w:val="24"/>
-          <w:szCs w:val="24"/>
-        </w:rPr>
-      </w:pPr>
-      <w:r>
-        <w:rPr>
-          <w:rFonts w:ascii="Arial" w:hAnsi="Arial" w:cs="Arial"/>
-          <w:sz w:val="24"/>
-          <w:szCs w:val="24"/>
-        </w:rPr>
-        <w:t>Step 2: Open a web browser and type the router’s IP address into the address bar (for example, 192.168.0.1 or 192.168.1.1).</w:t>
-      </w:r>
-    </w:p>
-    <w:p>
-      <w:pPr>
-        <w:rPr>
-          <w:rFonts w:ascii="Arial" w:hAnsi="Arial" w:cs="Arial"/>
-          <w:sz w:val="24"/>
-          <w:szCs w:val="24"/>
-        </w:rPr>
-      </w:pPr>
-      <w:r>
-        <w:rPr>
-          <w:rFonts w:ascii="Arial" w:hAnsi="Arial" w:cs="Arial"/>
-          <w:sz w:val="24"/>
-          <w:szCs w:val="24"/>
-        </w:rPr>
-        <w:t>Step 3: Press Enter to access the router login page.</w:t>
-      </w:r>
-    </w:p>
-    <w:p>
-      <w:pPr>
-        <w:rPr>
-          <w:rFonts w:ascii="Arial" w:hAnsi="Arial" w:cs="Arial"/>
-          <w:sz w:val="24"/>
-          <w:szCs w:val="24"/>
-        </w:rPr>
-      </w:pPr>
-      <w:r>
-        <w:rPr>
-          <w:rFonts w:ascii="Arial" w:hAnsi="Arial" w:cs="Arial"/>
-          <w:sz w:val="24"/>
-          <w:szCs w:val="24"/>
-        </w:rPr>
-        <w:t>Step 4: Log in using the default username and password (usually found on a sticker on the router).</w:t>
-      </w:r>
-    </w:p>
-    <w:p>
-      <w:pPr>
-        <w:rPr>
-          <w:rFonts w:ascii="Arial" w:hAnsi="Arial" w:cs="Arial"/>
-          <w:sz w:val="24"/>
-          <w:szCs w:val="24"/>
-        </w:rPr>
-      </w:pPr>
-      <w:r>
-        <w:rPr>
-          <w:rFonts w:ascii="Arial" w:hAnsi="Arial" w:cs="Arial"/>
-          <w:sz w:val="24"/>
-          <w:szCs w:val="24"/>
-        </w:rPr>
-        <w:t>Step 5: Go to the “Wireless” or “Wi-Fi Settings” section in the menu.</w:t>
-      </w:r>
-    </w:p>
-    <w:p>
-      <w:pPr>
-        <w:rPr>
-          <w:rFonts w:ascii="Arial" w:hAnsi="Arial" w:cs="Arial"/>
-          <w:sz w:val="24"/>
-          <w:szCs w:val="24"/>
-        </w:rPr>
-      </w:pPr>
-      <w:r>
-        <w:rPr>
-          <w:rFonts w:ascii="Arial" w:hAnsi="Arial" w:cs="Arial"/>
-          <w:sz w:val="24"/>
-          <w:szCs w:val="24"/>
-        </w:rPr>
-        <w:t>Step 6: Find the field labeled “Wi-Fi Password” or “Security Key.”</w:t>
-      </w:r>
-    </w:p>
-    <w:p>
-      <w:pPr>
-        <w:rPr>
-          <w:rFonts w:ascii="Arial" w:hAnsi="Arial" w:cs="Arial"/>
-          <w:sz w:val="24"/>
-          <w:szCs w:val="24"/>
-        </w:rPr>
-      </w:pPr>
-      <w:r>
-        <w:rPr>
-          <w:rFonts w:ascii="Arial" w:hAnsi="Arial" w:cs="Arial"/>
-          <w:sz w:val="24"/>
-          <w:szCs w:val="24"/>
-        </w:rPr>
-        <w:t>Step 7: Delete the default password and type your new password.</w:t>
-      </w:r>
-    </w:p>
-    <w:p>
-      <w:pPr>
-        <w:rPr>
-          <w:rFonts w:ascii="Arial" w:hAnsi="Arial" w:cs="Arial"/>
-          <w:sz w:val="24"/>
-          <w:szCs w:val="24"/>
-        </w:rPr>
-      </w:pPr>
-      <w:r>
-        <w:rPr>
-          <w:rFonts w:ascii="Arial" w:hAnsi="Arial" w:cs="Arial"/>
-          <w:sz w:val="24"/>
-          <w:szCs w:val="24"/>
-        </w:rPr>
-        <w:t>Step 8: Click “Save” or “Apply” to confirm the changes.</w:t>
-      </w:r>
-    </w:p>
-    <w:p>
-      <w:pPr>
-        <w:rPr>
-          <w:rFonts w:ascii="Arial" w:hAnsi="Arial" w:cs="Arial"/>
-          <w:sz w:val="24"/>
-          <w:szCs w:val="24"/>
-        </w:rPr>
-      </w:pPr>
-      <w:r>
-        <w:rPr>
-          <w:rFonts w:ascii="Arial" w:hAnsi="Arial" w:cs="Arial"/>
-          <w:sz w:val="24"/>
-          <w:szCs w:val="24"/>
-        </w:rPr>
-        <w:t>Step 9: Wait for the router to restart if necessary.</w:t>
-      </w:r>
-    </w:p>
-    <w:p>
-      <w:pPr>
-        <w:rPr>
-          <w:rFonts w:ascii="Arial" w:hAnsi="Arial" w:cs="Arial"/>
-          <w:sz w:val="24"/>
-          <w:szCs w:val="24"/>
-        </w:rPr>
-      </w:pPr>
-      <w:r>
-        <w:rPr>
-          <w:rFonts w:ascii="Arial" w:hAnsi="Arial" w:cs="Arial"/>
-          <w:sz w:val="24"/>
-          <w:szCs w:val="24"/>
-        </w:rPr>
-        <w:t>Step 10: Reconnect your devices using the new Wi-Fi password.</w:t>
-      </w:r>
-    </w:p>
-    <w:p>
-      <w:pPr>
-        <w:rPr>
-          <w:rFonts w:ascii="Arial" w:hAnsi="Arial" w:cs="Arial"/>
-          <w:sz w:val="24"/>
-          <w:szCs w:val="24"/>
-        </w:rPr>
-      </w:pPr>
-    </w:p>
-    <w:p>
-      <w:pPr>
+        <w:t xml:space="preserve"> </w:t>
+      </w:r>
+      <w:r>
         <w:rPr>
           <w:rFonts w:ascii="Arial" w:hAnsi="Arial" w:cs="Arial"/>
           <w:b/>
           <w:bCs/>
           <w:sz w:val="24"/>
           <w:szCs w:val="24"/>
-        </w:rPr>
-      </w:pPr>
+          <w:lang w:val="pt-BR"/>
+        </w:rPr>
+        <w:t>3</w:t>
+      </w:r>
       <w:r>
         <w:rPr>
           <w:rFonts w:ascii="Arial" w:hAnsi="Arial" w:cs="Arial"/>
@@ -261,8 +55,246 @@
           <w:bCs/>
           <w:sz w:val="24"/>
           <w:szCs w:val="24"/>
-        </w:rPr>
-        <w:t>Lesson 5</w:t>
+          <w:lang w:val="pt-BR"/>
+        </w:rPr>
+        <w:t>:</w:t>
+      </w:r>
+    </w:p>
+    <w:p>
+      <w:pPr>
+        <w:rPr>
+          <w:rFonts w:ascii="Arial" w:hAnsi="Arial" w:cs="Arial"/>
+          <w:sz w:val="24"/>
+          <w:szCs w:val="24"/>
+          <w:lang w:val="pt-BR"/>
+        </w:rPr>
+      </w:pPr>
+    </w:p>
+    <w:p>
+      <w:pPr>
+        <w:rPr>
+          <w:rFonts w:ascii="Arial" w:hAnsi="Arial" w:cs="Arial"/>
+          <w:sz w:val="24"/>
+          <w:szCs w:val="24"/>
+        </w:rPr>
+      </w:pPr>
+      <w:r>
+        <w:rPr>
+          <w:rFonts w:ascii="Arial" w:hAnsi="Arial" w:cs="Arial"/>
+          <w:sz w:val="24"/>
+          <w:szCs w:val="24"/>
+        </w:rPr>
+        <w:t>How to Change the Default Wi-Fi Password</w:t>
+      </w:r>
+    </w:p>
+    <w:p>
+      <w:pPr>
+        <w:rPr>
+          <w:rFonts w:ascii="Arial" w:hAnsi="Arial" w:cs="Arial"/>
+          <w:sz w:val="24"/>
+          <w:szCs w:val="24"/>
+        </w:rPr>
+      </w:pPr>
+      <w:r>
+        <w:rPr>
+          <w:rFonts w:ascii="Arial" w:hAnsi="Arial" w:cs="Arial"/>
+          <w:sz w:val="24"/>
+          <w:szCs w:val="24"/>
+        </w:rPr>
+        <w:t>Step 1: Connect your computer or smartphone to the Wi-Fi network.</w:t>
+      </w:r>
+    </w:p>
+    <w:p>
+      <w:pPr>
+        <w:rPr>
+          <w:rFonts w:ascii="Arial" w:hAnsi="Arial" w:cs="Arial"/>
+          <w:sz w:val="24"/>
+          <w:szCs w:val="24"/>
+        </w:rPr>
+      </w:pPr>
+      <w:r>
+        <w:rPr>
+          <w:rFonts w:ascii="Arial" w:hAnsi="Arial" w:cs="Arial"/>
+          <w:sz w:val="24"/>
+          <w:szCs w:val="24"/>
+        </w:rPr>
+        <w:t>Step 2: Open a web browser and type the router’s IP address into the address bar (for example, 192.168.0.1 or 192.168.1.1).</w:t>
+      </w:r>
+    </w:p>
+    <w:p>
+      <w:pPr>
+        <w:rPr>
+          <w:rFonts w:ascii="Arial" w:hAnsi="Arial" w:cs="Arial"/>
+          <w:sz w:val="24"/>
+          <w:szCs w:val="24"/>
+        </w:rPr>
+      </w:pPr>
+      <w:r>
+        <w:rPr>
+          <w:rFonts w:ascii="Arial" w:hAnsi="Arial" w:cs="Arial"/>
+          <w:sz w:val="24"/>
+          <w:szCs w:val="24"/>
+        </w:rPr>
+        <w:t>Step 3: Press Enter to access the router login page.</w:t>
+      </w:r>
+    </w:p>
+    <w:p>
+      <w:pPr>
+        <w:rPr>
+          <w:rFonts w:ascii="Arial" w:hAnsi="Arial" w:cs="Arial"/>
+          <w:sz w:val="24"/>
+          <w:szCs w:val="24"/>
+        </w:rPr>
+      </w:pPr>
+      <w:r>
+        <w:rPr>
+          <w:rFonts w:ascii="Arial" w:hAnsi="Arial" w:cs="Arial"/>
+          <w:sz w:val="24"/>
+          <w:szCs w:val="24"/>
+        </w:rPr>
+        <w:t>Step 4: Log in using the default username and password (usually found on a sticker on the router).</w:t>
+      </w:r>
+    </w:p>
+    <w:p>
+      <w:pPr>
+        <w:rPr>
+          <w:rFonts w:ascii="Arial" w:hAnsi="Arial" w:cs="Arial"/>
+          <w:sz w:val="24"/>
+          <w:szCs w:val="24"/>
+        </w:rPr>
+      </w:pPr>
+      <w:r>
+        <w:rPr>
+          <w:rFonts w:ascii="Arial" w:hAnsi="Arial" w:cs="Arial"/>
+          <w:sz w:val="24"/>
+          <w:szCs w:val="24"/>
+        </w:rPr>
+        <w:t>Step 5: Go to the “Wireless” or “Wi-Fi Settings” section in the menu.</w:t>
+      </w:r>
+    </w:p>
+    <w:p>
+      <w:pPr>
+        <w:rPr>
+          <w:rFonts w:ascii="Arial" w:hAnsi="Arial" w:cs="Arial"/>
+          <w:sz w:val="24"/>
+          <w:szCs w:val="24"/>
+        </w:rPr>
+      </w:pPr>
+      <w:r>
+        <w:rPr>
+          <w:rFonts w:ascii="Arial" w:hAnsi="Arial" w:cs="Arial"/>
+          <w:sz w:val="24"/>
+          <w:szCs w:val="24"/>
+        </w:rPr>
+        <w:t>Step 6: Find the field labeled “Wi-Fi Password” or “Security Key.”</w:t>
+      </w:r>
+    </w:p>
+    <w:p>
+      <w:pPr>
+        <w:rPr>
+          <w:rFonts w:ascii="Arial" w:hAnsi="Arial" w:cs="Arial"/>
+          <w:sz w:val="24"/>
+          <w:szCs w:val="24"/>
+        </w:rPr>
+      </w:pPr>
+      <w:r>
+        <w:rPr>
+          <w:rFonts w:ascii="Arial" w:hAnsi="Arial" w:cs="Arial"/>
+          <w:sz w:val="24"/>
+          <w:szCs w:val="24"/>
+        </w:rPr>
+        <w:t>Step 7: Delete the default password and type your new password.</w:t>
+      </w:r>
+    </w:p>
+    <w:p>
+      <w:pPr>
+        <w:rPr>
+          <w:rFonts w:ascii="Arial" w:hAnsi="Arial" w:cs="Arial"/>
+          <w:sz w:val="24"/>
+          <w:szCs w:val="24"/>
+        </w:rPr>
+      </w:pPr>
+      <w:r>
+        <w:rPr>
+          <w:rFonts w:ascii="Arial" w:hAnsi="Arial" w:cs="Arial"/>
+          <w:sz w:val="24"/>
+          <w:szCs w:val="24"/>
+        </w:rPr>
+        <w:t>Step 8: Click “Save” or “Apply” to confirm the changes.</w:t>
+      </w:r>
+    </w:p>
+    <w:p>
+      <w:pPr>
+        <w:rPr>
+          <w:rFonts w:ascii="Arial" w:hAnsi="Arial" w:cs="Arial"/>
+          <w:sz w:val="24"/>
+          <w:szCs w:val="24"/>
+        </w:rPr>
+      </w:pPr>
+      <w:r>
+        <w:rPr>
+          <w:rFonts w:ascii="Arial" w:hAnsi="Arial" w:cs="Arial"/>
+          <w:sz w:val="24"/>
+          <w:szCs w:val="24"/>
+        </w:rPr>
+        <w:t>Step 9: Wait for the router to restart if necessary.</w:t>
+      </w:r>
+    </w:p>
+    <w:p>
+      <w:pPr>
+        <w:rPr>
+          <w:rFonts w:ascii="Arial" w:hAnsi="Arial" w:cs="Arial"/>
+          <w:sz w:val="24"/>
+          <w:szCs w:val="24"/>
+        </w:rPr>
+      </w:pPr>
+      <w:r>
+        <w:rPr>
+          <w:rFonts w:ascii="Arial" w:hAnsi="Arial" w:cs="Arial"/>
+          <w:sz w:val="24"/>
+          <w:szCs w:val="24"/>
+        </w:rPr>
+        <w:t>Step 10: Reconnect your devices using the new Wi-Fi password.</w:t>
+      </w:r>
+    </w:p>
+    <w:p>
+      <w:pPr>
+        <w:rPr>
+          <w:rFonts w:ascii="Arial" w:hAnsi="Arial" w:cs="Arial"/>
+          <w:sz w:val="24"/>
+          <w:szCs w:val="24"/>
+        </w:rPr>
+      </w:pPr>
+    </w:p>
+    <w:p>
+      <w:pPr>
+        <w:rPr>
+          <w:rFonts w:ascii="Arial" w:hAnsi="Arial" w:cs="Arial"/>
+          <w:b/>
+          <w:bCs/>
+          <w:sz w:val="24"/>
+          <w:szCs w:val="24"/>
+        </w:rPr>
+      </w:pPr>
+      <w:r>
+        <w:rPr>
+          <w:rFonts w:ascii="Arial" w:hAnsi="Arial" w:cs="Arial"/>
+          <w:b/>
+          <w:bCs/>
+          <w:sz w:val="24"/>
+          <w:szCs w:val="24"/>
+        </w:rPr>
+        <w:t xml:space="preserve">Lesson </w:t>
+      </w:r>
+      <w:r>
+        <w:rPr>
+          <w:rFonts w:ascii="Arial" w:hAnsi="Arial" w:cs="Arial"/>
+          <w:b/>
+          <w:bCs/>
+          <w:sz w:val="24"/>
+          <w:szCs w:val="24"/>
+        </w:rPr>
+        <w:t>4</w:t>
       </w:r>
       <w:r>
         <w:rPr>
@@ -405,23 +437,13 @@
           <w:szCs w:val="24"/>
         </w:rPr>
       </w:pPr>
-      <w:proofErr w:type="gramStart"/>
-      <w:r>
-        <w:rPr>
-          <w:rFonts w:ascii="Arial" w:hAnsi="Arial" w:cs="Arial"/>
-          <w:sz w:val="24"/>
-          <w:szCs w:val="24"/>
-        </w:rPr>
-        <w:t>Closed-source</w:t>
-      </w:r>
-      <w:proofErr w:type="gramEnd"/>
-      <w:r>
-        <w:rPr>
-          <w:rFonts w:ascii="Arial" w:hAnsi="Arial" w:cs="Arial"/>
-          <w:sz w:val="24"/>
-          <w:szCs w:val="24"/>
-        </w:rPr>
-        <w:t>.</w:t>
+      <w:r>
+        <w:rPr>
+          <w:rFonts w:ascii="Arial" w:hAnsi="Arial" w:cs="Arial"/>
+          <w:sz w:val="24"/>
+          <w:szCs w:val="24"/>
+        </w:rPr>
+        <w:t>Closed-source.</w:t>
       </w:r>
     </w:p>
     <w:p>
@@ -567,7 +589,6 @@
           <w:szCs w:val="24"/>
         </w:rPr>
       </w:pPr>
-      <w:proofErr w:type="gramStart"/>
       <w:r>
         <w:rPr>
           <w:rFonts w:ascii="Arial" w:hAnsi="Arial" w:cs="Arial"/>
@@ -575,16 +596,23 @@
           <w:szCs w:val="24"/>
         </w:rPr>
         <w:lastRenderedPageBreak/>
-        <w:t>Closed-source</w:t>
-      </w:r>
-      <w:proofErr w:type="gramEnd"/>
-      <w:r>
-        <w:rPr>
-          <w:rFonts w:ascii="Arial" w:hAnsi="Arial" w:cs="Arial"/>
-          <w:sz w:val="24"/>
-          <w:szCs w:val="24"/>
-        </w:rPr>
-        <w:t xml:space="preserve"> (based on Unix).</w:t>
+        <w:t>Closed-source (based on Unix</w:t>
+      </w:r>
+      <w:r>
+        <w:rPr>
+          <w:rFonts w:ascii="Arial" w:hAnsi="Arial" w:cs="Arial"/>
+          <w:sz w:val="24"/>
+          <w:szCs w:val="24"/>
+        </w:rPr>
+        <w:t xml:space="preserve"> (Linux predecessor, OS)</w:t>
+      </w:r>
+      <w:r>
+        <w:rPr>
+          <w:rFonts w:ascii="Arial" w:hAnsi="Arial" w:cs="Arial"/>
+          <w:sz w:val="24"/>
+          <w:szCs w:val="24"/>
+        </w:rPr>
+        <w:t>).</w:t>
       </w:r>
     </w:p>
     <w:p>
@@ -880,8 +908,18 @@
           <w:sz w:val="24"/>
           <w:szCs w:val="24"/>
         </w:rPr>
-        <w:t>User Interface – Provides graphical or command-line interaction.</w:t>
-      </w:r>
+        <w:t>User Interface – Provides graphical or command-line interaction</w:t>
+      </w:r>
+    </w:p>
+    <w:p>
+      <w:pPr>
+        <w:ind w:left="720"/>
+        <w:rPr>
+          <w:rFonts w:ascii="Arial" w:hAnsi="Arial" w:cs="Arial"/>
+          <w:sz w:val="24"/>
+          <w:szCs w:val="24"/>
+        </w:rPr>
+      </w:pPr>
     </w:p>
     <w:p>
       <w:pPr>
@@ -977,7 +1015,15 @@
           <w:sz w:val="24"/>
           <w:szCs w:val="24"/>
         </w:rPr>
-        <w:t>Highly customizable.</w:t>
+        <w:t>You can customize</w:t>
+      </w:r>
+      <w:r>
+        <w:rPr>
+          <w:rFonts w:ascii="Arial" w:hAnsi="Arial" w:cs="Arial"/>
+          <w:sz w:val="24"/>
+          <w:szCs w:val="24"/>
+        </w:rPr>
+        <w:t>.</w:t>
       </w:r>
     </w:p>
     <w:p>
@@ -1162,6 +1208,7 @@
           <w:sz w:val="24"/>
           <w:szCs w:val="24"/>
         </w:rPr>
+        <w:lastRenderedPageBreak/>
         <w:t>Lesson 5:</w:t>
       </w:r>
     </w:p>
@@ -1179,7 +1226,6 @@
           <w:sz w:val="24"/>
           <w:szCs w:val="24"/>
         </w:rPr>
-        <w:lastRenderedPageBreak/>
         <w:t>First, download the operating system (Windows or Linux) from the official website so that you have the correct and safe installation file.</w:t>
       </w:r>
     </w:p>
@@ -1214,43 +1260,7 @@
           <w:sz w:val="24"/>
           <w:szCs w:val="24"/>
         </w:rPr>
-        <w:t xml:space="preserve">After that, open a tool like Rufus or the official media creation tool </w:t>
-      </w:r>
-      <w:proofErr w:type="gramStart"/>
-      <w:r>
-        <w:rPr>
-          <w:rFonts w:ascii="Arial" w:hAnsi="Arial" w:cs="Arial"/>
-          <w:sz w:val="24"/>
-          <w:szCs w:val="24"/>
-        </w:rPr>
-        <w:t>in order to</w:t>
-      </w:r>
-      <w:proofErr w:type="gramEnd"/>
-      <w:r>
-        <w:rPr>
-          <w:rFonts w:ascii="Arial" w:hAnsi="Arial" w:cs="Arial"/>
-          <w:sz w:val="24"/>
-          <w:szCs w:val="24"/>
-        </w:rPr>
-        <w:t xml:space="preserve"> create </w:t>
-      </w:r>
-      <w:proofErr w:type="gramStart"/>
-      <w:r>
-        <w:rPr>
-          <w:rFonts w:ascii="Arial" w:hAnsi="Arial" w:cs="Arial"/>
-          <w:sz w:val="24"/>
-          <w:szCs w:val="24"/>
-        </w:rPr>
-        <w:t>the</w:t>
-      </w:r>
-      <w:proofErr w:type="gramEnd"/>
-      <w:r>
-        <w:rPr>
-          <w:rFonts w:ascii="Arial" w:hAnsi="Arial" w:cs="Arial"/>
-          <w:sz w:val="24"/>
-          <w:szCs w:val="24"/>
-        </w:rPr>
-        <w:t xml:space="preserve"> bootable USB. Select the ISO file and choose your USB device.</w:t>
+        <w:t>After that, open a tool like Rufus or the official media creation tool in order to create the bootable USB. Select the ISO file and choose your USB device.</w:t>
       </w:r>
     </w:p>
     <w:p>
@@ -1284,25 +1294,7 @@
           <w:sz w:val="24"/>
           <w:szCs w:val="24"/>
         </w:rPr>
-        <w:t xml:space="preserve">Finally, safely remove the USB drive. You now have a bootable USB </w:t>
-      </w:r>
-      <w:proofErr w:type="gramStart"/>
-      <w:r>
-        <w:rPr>
-          <w:rFonts w:ascii="Arial" w:hAnsi="Arial" w:cs="Arial"/>
-          <w:sz w:val="24"/>
-          <w:szCs w:val="24"/>
-        </w:rPr>
-        <w:t>in order to</w:t>
-      </w:r>
-      <w:proofErr w:type="gramEnd"/>
-      <w:r>
-        <w:rPr>
-          <w:rFonts w:ascii="Arial" w:hAnsi="Arial" w:cs="Arial"/>
-          <w:sz w:val="24"/>
-          <w:szCs w:val="24"/>
-        </w:rPr>
-        <w:t xml:space="preserve"> install the operating system on another computer.</w:t>
+        <w:t>Finally, safely remove the USB drive. You now have a bootable USB in order to install the operating system on another computer.</w:t>
       </w:r>
     </w:p>
     <w:p>
@@ -1379,25 +1371,7 @@
           <w:sz w:val="24"/>
           <w:szCs w:val="24"/>
         </w:rPr>
-        <w:t xml:space="preserve">A bootable USB is used </w:t>
-      </w:r>
-      <w:proofErr w:type="gramStart"/>
-      <w:r>
-        <w:rPr>
-          <w:rFonts w:ascii="Arial" w:hAnsi="Arial" w:cs="Arial"/>
-          <w:sz w:val="24"/>
-          <w:szCs w:val="24"/>
-        </w:rPr>
-        <w:t>in order to</w:t>
-      </w:r>
-      <w:proofErr w:type="gramEnd"/>
-      <w:r>
-        <w:rPr>
-          <w:rFonts w:ascii="Arial" w:hAnsi="Arial" w:cs="Arial"/>
-          <w:sz w:val="24"/>
-          <w:szCs w:val="24"/>
-        </w:rPr>
-        <w:t xml:space="preserve"> install, repair, or reinstall an operating system when needed.</w:t>
+        <w:t>A bootable USB is used in order to install, repair, or reinstall an operating system when needed.</w:t>
       </w:r>
     </w:p>
     <w:p>
@@ -1626,6 +1600,7 @@
           <w:sz w:val="24"/>
           <w:szCs w:val="24"/>
         </w:rPr>
+        <w:lastRenderedPageBreak/>
         <w:t>Includes Word, Excel, PowerPoint</w:t>
       </w:r>
     </w:p>
@@ -1647,7 +1622,6 @@
           <w:sz w:val="24"/>
           <w:szCs w:val="24"/>
         </w:rPr>
-        <w:lastRenderedPageBreak/>
         <w:t>Strong compatibility with business environments</w:t>
       </w:r>
     </w:p>
@@ -2423,7 +2397,7 @@
 </file>
 
 <file path=word/numbering.xml><?xml version="1.0" encoding="utf-8"?>
-<w:numbering xmlns:wpc="http://schemas.microsoft.com/office/word/2010/wordprocessingCanvas" xmlns:cx="http://schemas.microsoft.com/office/drawing/2014/chartex" xmlns:cx1="http://schemas.microsoft.com/office/drawing/2015/9/8/chartex" xmlns:cx2="http://schemas.microsoft.com/office/drawing/2015/10/21/chartex" xmlns:cx3="http://schemas.microsoft.com/office/drawing/2016/5/9/chartex" xmlns:cx4="http://schemas.microsoft.com/office/drawing/2016/5/10/chartex" xmlns:cx5="http://schemas.microsoft.com/office/drawing/2016/5/11/chartex" xmlns:cx6="http://schemas.microsoft.com/office/drawing/2016/5/12/chartex" xmlns:cx7="http://schemas.microsoft.com/office/drawing/2016/5/13/chartex" xmlns:cx8="http://schemas.microsoft.com/office/drawing/2016/5/14/chartex" xmlns:mc="http://schemas.openxmlformats.org/markup-compatibility/2006" xmlns:aink="http://schemas.microsoft.com/office/drawing/2016/ink" xmlns:am3d="http://schemas.microsoft.com/office/drawing/2017/model3d" xmlns:o="urn:schemas-microsoft-com:office:office" xmlns:oel="http://schemas.microsoft.com/office/2019/extlst" xmlns:r="http://schemas.openxmlformats.org/officeDocument/2006/relationships" xmlns:m="http://schemas.openxmlformats.org/officeDocument/2006/math" xmlns:v="urn:schemas-microsoft-com:vml" xmlns:wp14="http://schemas.microsoft.com/office/word/2010/wordprocessingDrawing" xmlns:wp="http://schemas.openxmlformats.org/drawingml/2006/wordprocessingDrawing" xmlns:w10="urn:schemas-microsoft-com:office:word" xmlns:w="http://schemas.openxmlformats.org/wordprocessingml/2006/main" xmlns:w14="http://schemas.microsoft.com/office/word/2010/wordml" xmlns:w15="http://schemas.microsoft.com/office/word/2012/wordml" xmlns:w16cex="http://schemas.microsoft.com/office/word/2018/wordml/cex" xmlns:w16cid="http://schemas.microsoft.com/office/word/2016/wordml/cid" xmlns:w16="http://schemas.microsoft.com/office/word/2018/wordml" xmlns:w16du="http://schemas.microsoft.com/office/word/2023/wordml/word16du" xmlns:w16sdtdh="http://schemas.microsoft.com/office/word/2020/wordml/sdtdatahash" xmlns:w16sdtfl="http://schemas.microsoft.com/office/word/2024/wordml/sdtformatlock" xmlns:w16se="http://schemas.microsoft.com/office/word/2015/wordml/symex" xmlns:wpg="http://schemas.microsoft.com/office/word/2010/wordprocessingGroup" xmlns:wpi="http://schemas.microsoft.com/office/word/2010/wordprocessingInk" xmlns:wne="http://schemas.microsoft.com/office/word/2006/wordml" xmlns:wps="http://schemas.microsoft.com/office/word/2010/wordprocessingShape" mc:Ignorable="w14 w15 w16se w16cid w16 w16cex w16sdtdh w16sdtfl w16du wp14">
+<w:numbering xmlns:wpc="http://schemas.microsoft.com/office/word/2010/wordprocessingCanvas" xmlns:cx="http://schemas.microsoft.com/office/drawing/2014/chartex" xmlns:cx1="http://schemas.microsoft.com/office/drawing/2015/9/8/chartex" xmlns:cx2="http://schemas.microsoft.com/office/drawing/2015/10/21/chartex" xmlns:cx3="http://schemas.microsoft.com/office/drawing/2016/5/9/chartex" xmlns:cx4="http://schemas.microsoft.com/office/drawing/2016/5/10/chartex" xmlns:cx5="http://schemas.microsoft.com/office/drawing/2016/5/11/chartex" xmlns:cx6="http://schemas.microsoft.com/office/drawing/2016/5/12/chartex" xmlns:cx7="http://schemas.microsoft.com/office/drawing/2016/5/13/chartex" xmlns:cx8="http://schemas.microsoft.com/office/drawing/2016/5/14/chartex" xmlns:mc="http://schemas.openxmlformats.org/markup-compatibility/2006" xmlns:aink="http://schemas.microsoft.com/office/drawing/2016/ink" xmlns:am3d="http://schemas.microsoft.com/office/drawing/2017/model3d" xmlns:o="urn:schemas-microsoft-com:office:office" xmlns:r="http://schemas.openxmlformats.org/officeDocument/2006/relationships" xmlns:m="http://schemas.openxmlformats.org/officeDocument/2006/math" xmlns:v="urn:schemas-microsoft-com:vml" xmlns:wp14="http://schemas.microsoft.com/office/word/2010/wordprocessingDrawing" xmlns:wp="http://schemas.openxmlformats.org/drawingml/2006/wordprocessingDrawing" xmlns:w10="urn:schemas-microsoft-com:office:word" xmlns:w="http://schemas.openxmlformats.org/wordprocessingml/2006/main" xmlns:w14="http://schemas.microsoft.com/office/word/2010/wordml" xmlns:w15="http://schemas.microsoft.com/office/word/2012/wordml" xmlns:w16cex="http://schemas.microsoft.com/office/word/2018/wordml/cex" xmlns:w16cid="http://schemas.microsoft.com/office/word/2016/wordml/cid" xmlns:w16="http://schemas.microsoft.com/office/word/2018/wordml" xmlns:w16sdtdh="http://schemas.microsoft.com/office/word/2020/wordml/sdtdatahash" xmlns:w16se="http://schemas.microsoft.com/office/word/2015/wordml/symex" xmlns:wpg="http://schemas.microsoft.com/office/word/2010/wordprocessingGroup" xmlns:wpi="http://schemas.microsoft.com/office/word/2010/wordprocessingInk" xmlns:wne="http://schemas.microsoft.com/office/word/2006/wordml" xmlns:wps="http://schemas.microsoft.com/office/word/2010/wordprocessingShape" mc:Ignorable="w14 w15 w16se w16cid w16 w16cex w16sdtdh wp14">
   <w:abstractNum w:abstractNumId="0" w15:restartNumberingAfterBreak="0">
     <w:nsid w:val="07340888"/>
     <w:multiLevelType w:val="multilevel"/>
@@ -3729,38 +3703,38 @@
       </w:rPr>
     </w:lvl>
   </w:abstractNum>
-  <w:num w:numId="1" w16cid:durableId="469909307">
+  <w:num w:numId="1">
     <w:abstractNumId w:val="3"/>
   </w:num>
-  <w:num w:numId="2" w16cid:durableId="525601290">
+  <w:num w:numId="2">
     <w:abstractNumId w:val="1"/>
   </w:num>
-  <w:num w:numId="3" w16cid:durableId="1248806241">
+  <w:num w:numId="3">
     <w:abstractNumId w:val="5"/>
   </w:num>
-  <w:num w:numId="4" w16cid:durableId="233399449">
+  <w:num w:numId="4">
     <w:abstractNumId w:val="6"/>
   </w:num>
-  <w:num w:numId="5" w16cid:durableId="1275593658">
+  <w:num w:numId="5">
     <w:abstractNumId w:val="0"/>
   </w:num>
-  <w:num w:numId="6" w16cid:durableId="1354115513">
+  <w:num w:numId="6">
     <w:abstractNumId w:val="2"/>
   </w:num>
-  <w:num w:numId="7" w16cid:durableId="2068142582">
+  <w:num w:numId="7">
     <w:abstractNumId w:val="4"/>
   </w:num>
-  <w:num w:numId="8" w16cid:durableId="1406294765">
+  <w:num w:numId="8">
     <w:abstractNumId w:val="7"/>
   </w:num>
-  <w:num w:numId="9" w16cid:durableId="1802918153">
+  <w:num w:numId="9">
     <w:abstractNumId w:val="8"/>
   </w:num>
 </w:numbering>
 </file>
 
 <file path=word/styles.xml><?xml version="1.0" encoding="utf-8"?>
-<w:styles xmlns:mc="http://schemas.openxmlformats.org/markup-compatibility/2006" xmlns:r="http://schemas.openxmlformats.org/officeDocument/2006/relationships" xmlns:w="http://schemas.openxmlformats.org/wordprocessingml/2006/main" xmlns:w14="http://schemas.microsoft.com/office/word/2010/wordml" xmlns:w15="http://schemas.microsoft.com/office/word/2012/wordml" xmlns:w16cex="http://schemas.microsoft.com/office/word/2018/wordml/cex" xmlns:w16cid="http://schemas.microsoft.com/office/word/2016/wordml/cid" xmlns:w16="http://schemas.microsoft.com/office/word/2018/wordml" xmlns:w16du="http://schemas.microsoft.com/office/word/2023/wordml/word16du" xmlns:w16sdtdh="http://schemas.microsoft.com/office/word/2020/wordml/sdtdatahash" xmlns:w16sdtfl="http://schemas.microsoft.com/office/word/2024/wordml/sdtformatlock" xmlns:w16se="http://schemas.microsoft.com/office/word/2015/wordml/symex" mc:Ignorable="w14 w15 w16se w16cid w16 w16cex w16sdtdh w16sdtfl w16du">
+<w:styles xmlns:mc="http://schemas.openxmlformats.org/markup-compatibility/2006" xmlns:r="http://schemas.openxmlformats.org/officeDocument/2006/relationships" xmlns:w="http://schemas.openxmlformats.org/wordprocessingml/2006/main" xmlns:w14="http://schemas.microsoft.com/office/word/2010/wordml" xmlns:w15="http://schemas.microsoft.com/office/word/2012/wordml" xmlns:w16cex="http://schemas.microsoft.com/office/word/2018/wordml/cex" xmlns:w16cid="http://schemas.microsoft.com/office/word/2016/wordml/cid" xmlns:w16="http://schemas.microsoft.com/office/word/2018/wordml" xmlns:w16sdtdh="http://schemas.microsoft.com/office/word/2020/wordml/sdtdatahash" xmlns:w16se="http://schemas.microsoft.com/office/word/2015/wordml/symex" mc:Ignorable="w14 w15 w16se w16cid w16 w16cex w16sdtdh">
   <w:docDefaults>
     <w:rPrDefault>
       <w:rPr>
@@ -4159,11 +4133,11 @@
     <w:name w:val="Normal"/>
     <w:qFormat/>
   </w:style>
-  <w:style w:type="paragraph" w:styleId="Heading1">
+  <w:style w:type="paragraph" w:styleId="Ttulo1">
     <w:name w:val="heading 1"/>
     <w:basedOn w:val="Normal"/>
     <w:next w:val="Normal"/>
-    <w:link w:val="Heading1Char"/>
+    <w:link w:val="Ttulo1Char"/>
     <w:uiPriority w:val="9"/>
     <w:qFormat/>
     <w:rsid w:val="000A7950"/>
@@ -4180,11 +4154,11 @@
       <w:szCs w:val="40"/>
     </w:rPr>
   </w:style>
-  <w:style w:type="paragraph" w:styleId="Heading2">
+  <w:style w:type="paragraph" w:styleId="Ttulo2">
     <w:name w:val="heading 2"/>
     <w:basedOn w:val="Normal"/>
     <w:next w:val="Normal"/>
-    <w:link w:val="Heading2Char"/>
+    <w:link w:val="Ttulo2Char"/>
     <w:uiPriority w:val="9"/>
     <w:semiHidden/>
     <w:unhideWhenUsed/>
@@ -4203,11 +4177,11 @@
       <w:szCs w:val="32"/>
     </w:rPr>
   </w:style>
-  <w:style w:type="paragraph" w:styleId="Heading3">
+  <w:style w:type="paragraph" w:styleId="Ttulo3">
     <w:name w:val="heading 3"/>
     <w:basedOn w:val="Normal"/>
     <w:next w:val="Normal"/>
-    <w:link w:val="Heading3Char"/>
+    <w:link w:val="Ttulo3Char"/>
     <w:uiPriority w:val="9"/>
     <w:semiHidden/>
     <w:unhideWhenUsed/>
@@ -4226,11 +4200,11 @@
       <w:szCs w:val="28"/>
     </w:rPr>
   </w:style>
-  <w:style w:type="paragraph" w:styleId="Heading4">
+  <w:style w:type="paragraph" w:styleId="Ttulo4">
     <w:name w:val="heading 4"/>
     <w:basedOn w:val="Normal"/>
     <w:next w:val="Normal"/>
-    <w:link w:val="Heading4Char"/>
+    <w:link w:val="Ttulo4Char"/>
     <w:uiPriority w:val="9"/>
     <w:semiHidden/>
     <w:unhideWhenUsed/>
@@ -4249,11 +4223,11 @@
       <w:color w:val="0F4761" w:themeColor="accent1" w:themeShade="BF"/>
     </w:rPr>
   </w:style>
-  <w:style w:type="paragraph" w:styleId="Heading5">
+  <w:style w:type="paragraph" w:styleId="Ttulo5">
     <w:name w:val="heading 5"/>
     <w:basedOn w:val="Normal"/>
     <w:next w:val="Normal"/>
-    <w:link w:val="Heading5Char"/>
+    <w:link w:val="Ttulo5Char"/>
     <w:uiPriority w:val="9"/>
     <w:semiHidden/>
     <w:unhideWhenUsed/>
@@ -4270,11 +4244,11 @@
       <w:color w:val="0F4761" w:themeColor="accent1" w:themeShade="BF"/>
     </w:rPr>
   </w:style>
-  <w:style w:type="paragraph" w:styleId="Heading6">
+  <w:style w:type="paragraph" w:styleId="Ttulo6">
     <w:name w:val="heading 6"/>
     <w:basedOn w:val="Normal"/>
     <w:next w:val="Normal"/>
-    <w:link w:val="Heading6Char"/>
+    <w:link w:val="Ttulo6Char"/>
     <w:uiPriority w:val="9"/>
     <w:semiHidden/>
     <w:unhideWhenUsed/>
@@ -4293,11 +4267,11 @@
       <w:color w:val="595959" w:themeColor="text1" w:themeTint="A6"/>
     </w:rPr>
   </w:style>
-  <w:style w:type="paragraph" w:styleId="Heading7">
+  <w:style w:type="paragraph" w:styleId="Ttulo7">
     <w:name w:val="heading 7"/>
     <w:basedOn w:val="Normal"/>
     <w:next w:val="Normal"/>
-    <w:link w:val="Heading7Char"/>
+    <w:link w:val="Ttulo7Char"/>
     <w:uiPriority w:val="9"/>
     <w:semiHidden/>
     <w:unhideWhenUsed/>
@@ -4314,11 +4288,11 @@
       <w:color w:val="595959" w:themeColor="text1" w:themeTint="A6"/>
     </w:rPr>
   </w:style>
-  <w:style w:type="paragraph" w:styleId="Heading8">
+  <w:style w:type="paragraph" w:styleId="Ttulo8">
     <w:name w:val="heading 8"/>
     <w:basedOn w:val="Normal"/>
     <w:next w:val="Normal"/>
-    <w:link w:val="Heading8Char"/>
+    <w:link w:val="Ttulo8Char"/>
     <w:uiPriority w:val="9"/>
     <w:semiHidden/>
     <w:unhideWhenUsed/>
@@ -4337,11 +4311,11 @@
       <w:color w:val="272727" w:themeColor="text1" w:themeTint="D8"/>
     </w:rPr>
   </w:style>
-  <w:style w:type="paragraph" w:styleId="Heading9">
+  <w:style w:type="paragraph" w:styleId="Ttulo9">
     <w:name w:val="heading 9"/>
     <w:basedOn w:val="Normal"/>
     <w:next w:val="Normal"/>
-    <w:link w:val="Heading9Char"/>
+    <w:link w:val="Ttulo9Char"/>
     <w:uiPriority w:val="9"/>
     <w:semiHidden/>
     <w:unhideWhenUsed/>
@@ -4358,12 +4332,13 @@
       <w:color w:val="272727" w:themeColor="text1" w:themeTint="D8"/>
     </w:rPr>
   </w:style>
-  <w:style w:type="character" w:default="1" w:styleId="DefaultParagraphFont">
+  <w:style w:type="character" w:default="1" w:styleId="Fontepargpadro">
     <w:name w:val="Default Paragraph Font"/>
     <w:uiPriority w:val="1"/>
+    <w:semiHidden/>
     <w:unhideWhenUsed/>
   </w:style>
-  <w:style w:type="table" w:default="1" w:styleId="TableNormal">
+  <w:style w:type="table" w:default="1" w:styleId="Tabelanormal">
     <w:name w:val="Normal Table"/>
     <w:uiPriority w:val="99"/>
     <w:semiHidden/>
@@ -4378,16 +4353,16 @@
       </w:tblCellMar>
     </w:tblPr>
   </w:style>
-  <w:style w:type="numbering" w:default="1" w:styleId="NoList">
+  <w:style w:type="numbering" w:default="1" w:styleId="Semlista">
     <w:name w:val="No List"/>
     <w:uiPriority w:val="99"/>
     <w:semiHidden/>
     <w:unhideWhenUsed/>
   </w:style>
-  <w:style w:type="character" w:customStyle="1" w:styleId="Heading1Char">
-    <w:name w:val="Heading 1 Char"/>
-    <w:basedOn w:val="DefaultParagraphFont"/>
-    <w:link w:val="Heading1"/>
+  <w:style w:type="character" w:customStyle="1" w:styleId="Ttulo1Char">
+    <w:name w:val="Título 1 Char"/>
+    <w:basedOn w:val="Fontepargpadro"/>
+    <w:link w:val="Ttulo1"/>
     <w:uiPriority w:val="9"/>
     <w:rsid w:val="000A7950"/>
     <w:rPr>
@@ -4397,10 +4372,10 @@
       <w:szCs w:val="40"/>
     </w:rPr>
   </w:style>
-  <w:style w:type="character" w:customStyle="1" w:styleId="Heading2Char">
-    <w:name w:val="Heading 2 Char"/>
-    <w:basedOn w:val="DefaultParagraphFont"/>
-    <w:link w:val="Heading2"/>
+  <w:style w:type="character" w:customStyle="1" w:styleId="Ttulo2Char">
+    <w:name w:val="Título 2 Char"/>
+    <w:basedOn w:val="Fontepargpadro"/>
+    <w:link w:val="Ttulo2"/>
     <w:uiPriority w:val="9"/>
     <w:semiHidden/>
     <w:rsid w:val="000A7950"/>
@@ -4411,10 +4386,10 @@
       <w:szCs w:val="32"/>
     </w:rPr>
   </w:style>
-  <w:style w:type="character" w:customStyle="1" w:styleId="Heading3Char">
-    <w:name w:val="Heading 3 Char"/>
-    <w:basedOn w:val="DefaultParagraphFont"/>
-    <w:link w:val="Heading3"/>
+  <w:style w:type="character" w:customStyle="1" w:styleId="Ttulo3Char">
+    <w:name w:val="Título 3 Char"/>
+    <w:basedOn w:val="Fontepargpadro"/>
+    <w:link w:val="Ttulo3"/>
     <w:uiPriority w:val="9"/>
     <w:semiHidden/>
     <w:rsid w:val="000A7950"/>
@@ -4425,10 +4400,10 @@
       <w:szCs w:val="28"/>
     </w:rPr>
   </w:style>
-  <w:style w:type="character" w:customStyle="1" w:styleId="Heading4Char">
-    <w:name w:val="Heading 4 Char"/>
-    <w:basedOn w:val="DefaultParagraphFont"/>
-    <w:link w:val="Heading4"/>
+  <w:style w:type="character" w:customStyle="1" w:styleId="Ttulo4Char">
+    <w:name w:val="Título 4 Char"/>
+    <w:basedOn w:val="Fontepargpadro"/>
+    <w:link w:val="Ttulo4"/>
     <w:uiPriority w:val="9"/>
     <w:semiHidden/>
     <w:rsid w:val="000A7950"/>
@@ -4439,10 +4414,10 @@
       <w:color w:val="0F4761" w:themeColor="accent1" w:themeShade="BF"/>
     </w:rPr>
   </w:style>
-  <w:style w:type="character" w:customStyle="1" w:styleId="Heading5Char">
-    <w:name w:val="Heading 5 Char"/>
-    <w:basedOn w:val="DefaultParagraphFont"/>
-    <w:link w:val="Heading5"/>
+  <w:style w:type="character" w:customStyle="1" w:styleId="Ttulo5Char">
+    <w:name w:val="Título 5 Char"/>
+    <w:basedOn w:val="Fontepargpadro"/>
+    <w:link w:val="Ttulo5"/>
     <w:uiPriority w:val="9"/>
     <w:semiHidden/>
     <w:rsid w:val="000A7950"/>
@@ -4451,10 +4426,10 @@
       <w:color w:val="0F4761" w:themeColor="accent1" w:themeShade="BF"/>
     </w:rPr>
   </w:style>
-  <w:style w:type="character" w:customStyle="1" w:styleId="Heading6Char">
-    <w:name w:val="Heading 6 Char"/>
-    <w:basedOn w:val="DefaultParagraphFont"/>
-    <w:link w:val="Heading6"/>
+  <w:style w:type="character" w:customStyle="1" w:styleId="Ttulo6Char">
+    <w:name w:val="Título 6 Char"/>
+    <w:basedOn w:val="Fontepargpadro"/>
+    <w:link w:val="Ttulo6"/>
     <w:uiPriority w:val="9"/>
     <w:semiHidden/>
     <w:rsid w:val="000A7950"/>
@@ -4465,10 +4440,10 @@
       <w:color w:val="595959" w:themeColor="text1" w:themeTint="A6"/>
     </w:rPr>
   </w:style>
-  <w:style w:type="character" w:customStyle="1" w:styleId="Heading7Char">
-    <w:name w:val="Heading 7 Char"/>
-    <w:basedOn w:val="DefaultParagraphFont"/>
-    <w:link w:val="Heading7"/>
+  <w:style w:type="character" w:customStyle="1" w:styleId="Ttulo7Char">
+    <w:name w:val="Título 7 Char"/>
+    <w:basedOn w:val="Fontepargpadro"/>
+    <w:link w:val="Ttulo7"/>
     <w:uiPriority w:val="9"/>
     <w:semiHidden/>
     <w:rsid w:val="000A7950"/>
@@ -4477,10 +4452,10 @@
       <w:color w:val="595959" w:themeColor="text1" w:themeTint="A6"/>
     </w:rPr>
   </w:style>
-  <w:style w:type="character" w:customStyle="1" w:styleId="Heading8Char">
-    <w:name w:val="Heading 8 Char"/>
-    <w:basedOn w:val="DefaultParagraphFont"/>
-    <w:link w:val="Heading8"/>
+  <w:style w:type="character" w:customStyle="1" w:styleId="Ttulo8Char">
+    <w:name w:val="Título 8 Char"/>
+    <w:basedOn w:val="Fontepargpadro"/>
+    <w:link w:val="Ttulo8"/>
     <w:uiPriority w:val="9"/>
     <w:semiHidden/>
     <w:rsid w:val="000A7950"/>
@@ -4491,10 +4466,10 @@
       <w:color w:val="272727" w:themeColor="text1" w:themeTint="D8"/>
     </w:rPr>
   </w:style>
-  <w:style w:type="character" w:customStyle="1" w:styleId="Heading9Char">
-    <w:name w:val="Heading 9 Char"/>
-    <w:basedOn w:val="DefaultParagraphFont"/>
-    <w:link w:val="Heading9"/>
+  <w:style w:type="character" w:customStyle="1" w:styleId="Ttulo9Char">
+    <w:name w:val="Título 9 Char"/>
+    <w:basedOn w:val="Fontepargpadro"/>
+    <w:link w:val="Ttulo9"/>
     <w:uiPriority w:val="9"/>
     <w:semiHidden/>
     <w:rsid w:val="000A7950"/>
@@ -4503,11 +4478,11 @@
       <w:color w:val="272727" w:themeColor="text1" w:themeTint="D8"/>
     </w:rPr>
   </w:style>
-  <w:style w:type="paragraph" w:styleId="Title">
+  <w:style w:type="paragraph" w:styleId="Ttulo">
     <w:name w:val="Title"/>
     <w:basedOn w:val="Normal"/>
     <w:next w:val="Normal"/>
-    <w:link w:val="TitleChar"/>
+    <w:link w:val="TtuloChar"/>
     <w:uiPriority w:val="10"/>
     <w:qFormat/>
     <w:rsid w:val="000A7950"/>
@@ -4523,10 +4498,10 @@
       <w:szCs w:val="56"/>
     </w:rPr>
   </w:style>
-  <w:style w:type="character" w:customStyle="1" w:styleId="TitleChar">
-    <w:name w:val="Title Char"/>
-    <w:basedOn w:val="DefaultParagraphFont"/>
-    <w:link w:val="Title"/>
+  <w:style w:type="character" w:customStyle="1" w:styleId="TtuloChar">
+    <w:name w:val="Título Char"/>
+    <w:basedOn w:val="Fontepargpadro"/>
+    <w:link w:val="Ttulo"/>
     <w:uiPriority w:val="10"/>
     <w:rsid w:val="000A7950"/>
     <w:rPr>
@@ -4537,11 +4512,11 @@
       <w:szCs w:val="56"/>
     </w:rPr>
   </w:style>
-  <w:style w:type="paragraph" w:styleId="Subtitle">
+  <w:style w:type="paragraph" w:styleId="Subttulo">
     <w:name w:val="Subtitle"/>
     <w:basedOn w:val="Normal"/>
     <w:next w:val="Normal"/>
-    <w:link w:val="SubtitleChar"/>
+    <w:link w:val="SubttuloChar"/>
     <w:uiPriority w:val="11"/>
     <w:qFormat/>
     <w:rsid w:val="000A7950"/>
@@ -4558,10 +4533,10 @@
       <w:szCs w:val="28"/>
     </w:rPr>
   </w:style>
-  <w:style w:type="character" w:customStyle="1" w:styleId="SubtitleChar">
-    <w:name w:val="Subtitle Char"/>
-    <w:basedOn w:val="DefaultParagraphFont"/>
-    <w:link w:val="Subtitle"/>
+  <w:style w:type="character" w:customStyle="1" w:styleId="SubttuloChar">
+    <w:name w:val="Subtítulo Char"/>
+    <w:basedOn w:val="Fontepargpadro"/>
+    <w:link w:val="Subttulo"/>
     <w:uiPriority w:val="11"/>
     <w:rsid w:val="000A7950"/>
     <w:rPr>
@@ -4572,11 +4547,11 @@
       <w:szCs w:val="28"/>
     </w:rPr>
   </w:style>
-  <w:style w:type="paragraph" w:styleId="Quote">
+  <w:style w:type="paragraph" w:styleId="Citao">
     <w:name w:val="Quote"/>
     <w:basedOn w:val="Normal"/>
     <w:next w:val="Normal"/>
-    <w:link w:val="QuoteChar"/>
+    <w:link w:val="CitaoChar"/>
     <w:uiPriority w:val="29"/>
     <w:qFormat/>
     <w:rsid w:val="000A7950"/>
@@ -4590,10 +4565,10 @@
       <w:color w:val="404040" w:themeColor="text1" w:themeTint="BF"/>
     </w:rPr>
   </w:style>
-  <w:style w:type="character" w:customStyle="1" w:styleId="QuoteChar">
-    <w:name w:val="Quote Char"/>
-    <w:basedOn w:val="DefaultParagraphFont"/>
-    <w:link w:val="Quote"/>
+  <w:style w:type="character" w:customStyle="1" w:styleId="CitaoChar">
+    <w:name w:val="Citação Char"/>
+    <w:basedOn w:val="Fontepargpadro"/>
+    <w:link w:val="Citao"/>
     <w:uiPriority w:val="29"/>
     <w:rsid w:val="000A7950"/>
     <w:rPr>
@@ -4602,7 +4577,7 @@
       <w:color w:val="404040" w:themeColor="text1" w:themeTint="BF"/>
     </w:rPr>
   </w:style>
-  <w:style w:type="paragraph" w:styleId="ListParagraph">
+  <w:style w:type="paragraph" w:styleId="PargrafodaLista">
     <w:name w:val="List Paragraph"/>
     <w:basedOn w:val="Normal"/>
     <w:uiPriority w:val="34"/>
@@ -4613,9 +4588,9 @@
       <w:contextualSpacing/>
     </w:pPr>
   </w:style>
-  <w:style w:type="character" w:styleId="IntenseEmphasis">
+  <w:style w:type="character" w:styleId="nfaseIntensa">
     <w:name w:val="Intense Emphasis"/>
-    <w:basedOn w:val="DefaultParagraphFont"/>
+    <w:basedOn w:val="Fontepargpadro"/>
     <w:uiPriority w:val="21"/>
     <w:qFormat/>
     <w:rsid w:val="000A7950"/>
@@ -4625,11 +4600,11 @@
       <w:color w:val="0F4761" w:themeColor="accent1" w:themeShade="BF"/>
     </w:rPr>
   </w:style>
-  <w:style w:type="paragraph" w:styleId="IntenseQuote">
+  <w:style w:type="paragraph" w:styleId="CitaoIntensa">
     <w:name w:val="Intense Quote"/>
     <w:basedOn w:val="Normal"/>
     <w:next w:val="Normal"/>
-    <w:link w:val="IntenseQuoteChar"/>
+    <w:link w:val="CitaoIntensaChar"/>
     <w:uiPriority w:val="30"/>
     <w:qFormat/>
     <w:rsid w:val="000A7950"/>
@@ -4648,10 +4623,10 @@
       <w:color w:val="0F4761" w:themeColor="accent1" w:themeShade="BF"/>
     </w:rPr>
   </w:style>
-  <w:style w:type="character" w:customStyle="1" w:styleId="IntenseQuoteChar">
-    <w:name w:val="Intense Quote Char"/>
-    <w:basedOn w:val="DefaultParagraphFont"/>
-    <w:link w:val="IntenseQuote"/>
+  <w:style w:type="character" w:customStyle="1" w:styleId="CitaoIntensaChar">
+    <w:name w:val="Citação Intensa Char"/>
+    <w:basedOn w:val="Fontepargpadro"/>
+    <w:link w:val="CitaoIntensa"/>
     <w:uiPriority w:val="30"/>
     <w:rsid w:val="000A7950"/>
     <w:rPr>
@@ -4660,9 +4635,9 @@
       <w:color w:val="0F4761" w:themeColor="accent1" w:themeShade="BF"/>
     </w:rPr>
   </w:style>
-  <w:style w:type="character" w:styleId="IntenseReference">
+  <w:style w:type="character" w:styleId="RefernciaIntensa">
     <w:name w:val="Intense Reference"/>
-    <w:basedOn w:val="DefaultParagraphFont"/>
+    <w:basedOn w:val="Fontepargpadro"/>
     <w:uiPriority w:val="32"/>
     <w:qFormat/>
     <w:rsid w:val="000A7950"/>
